--- a/docs/entregables/07-plan-de-validacion/Plan-de-validacion-de-resultados.docx
+++ b/docs/entregables/07-plan-de-validacion/Plan-de-validacion-de-resultados.docx
@@ -182,6 +182,14 @@
         <w:jc w:val="center"/>
         <w:tblLayout w:type="fixed"/>
         <w:tblLook w:firstColumn="1" w:firstRow="1" w:lastColumn="0" w:lastRow="0" w:noHBand="0" w:noVBand="1" w:val="04A0"/>
+        <w:tblBorders>
+          <w:top w:val="single" w:sz="4" w:color="BFBFBF"/>
+          <w:left w:val="single" w:sz="4" w:color="BFBFBF"/>
+          <w:bottom w:val="single" w:sz="4" w:color="BFBFBF"/>
+          <w:right w:val="single" w:sz="4" w:color="BFBFBF"/>
+          <w:insideH w:val="single" w:sz="4" w:color="BFBFBF"/>
+          <w:insideV w:val="single" w:sz="4" w:color="BFBFBF"/>
+        </w:tblBorders>
       </w:tblPr>
       <w:tblGrid>
         <w:gridCol w:w="3400"/>
@@ -735,6 +743,14 @@
         <w:jc w:val="center"/>
         <w:tblLayout w:type="fixed"/>
         <w:tblLook w:firstColumn="1" w:firstRow="1" w:lastColumn="0" w:lastRow="0" w:noHBand="0" w:noVBand="1" w:val="04A0"/>
+        <w:tblBorders>
+          <w:top w:val="single" w:sz="4" w:color="BFBFBF"/>
+          <w:left w:val="single" w:sz="4" w:color="BFBFBF"/>
+          <w:bottom w:val="single" w:sz="4" w:color="BFBFBF"/>
+          <w:right w:val="single" w:sz="4" w:color="BFBFBF"/>
+          <w:insideH w:val="single" w:sz="4" w:color="BFBFBF"/>
+          <w:insideV w:val="single" w:sz="4" w:color="BFBFBF"/>
+        </w:tblBorders>
       </w:tblPr>
       <w:tblGrid>
         <w:gridCol w:w="3400"/>
@@ -1401,6 +1417,14 @@
         <w:jc w:val="center"/>
         <w:tblLayout w:type="fixed"/>
         <w:tblLook w:firstColumn="1" w:firstRow="1" w:lastColumn="0" w:lastRow="0" w:noHBand="0" w:noVBand="1" w:val="04A0"/>
+        <w:tblBorders>
+          <w:top w:val="single" w:sz="4" w:color="BFBFBF"/>
+          <w:left w:val="single" w:sz="4" w:color="BFBFBF"/>
+          <w:bottom w:val="single" w:sz="4" w:color="BFBFBF"/>
+          <w:right w:val="single" w:sz="4" w:color="BFBFBF"/>
+          <w:insideH w:val="single" w:sz="4" w:color="BFBFBF"/>
+          <w:insideV w:val="single" w:sz="4" w:color="BFBFBF"/>
+        </w:tblBorders>
       </w:tblPr>
       <w:tblGrid>
         <w:gridCol w:w="3400"/>
@@ -1859,6 +1883,14 @@
         <w:jc w:val="center"/>
         <w:tblLayout w:type="fixed"/>
         <w:tblLook w:firstColumn="1" w:firstRow="1" w:lastColumn="0" w:lastRow="0" w:noHBand="0" w:noVBand="1" w:val="04A0"/>
+        <w:tblBorders>
+          <w:top w:val="single" w:sz="4" w:color="BFBFBF"/>
+          <w:left w:val="single" w:sz="4" w:color="BFBFBF"/>
+          <w:bottom w:val="single" w:sz="4" w:color="BFBFBF"/>
+          <w:right w:val="single" w:sz="4" w:color="BFBFBF"/>
+          <w:insideH w:val="single" w:sz="4" w:color="BFBFBF"/>
+          <w:insideV w:val="single" w:sz="4" w:color="BFBFBF"/>
+        </w:tblBorders>
       </w:tblPr>
       <w:tblGrid>
         <w:gridCol w:w="2550"/>
@@ -2599,6 +2631,8 @@
       </w:r>
     </w:p>
     <w:sectPr>
+      <w:footerReference w:type="default" r:id="rId10"/>
+      <w:headerReference w:type="default" r:id="rId11"/>
       <w:pgSz w:w="12240" w:h="15840"/>
       <w:pgMar w:top="850" w:right="1020" w:bottom="850" w:left="1020" w:header="720" w:footer="720" w:gutter="0"/>
       <w:cols w:space="720"/>
@@ -2606,6 +2640,84 @@
     </w:sectPr>
   </w:body>
 </w:document>
+</file>
+
+<file path=word/footer1.xml><?xml version="1.0" encoding="utf-8"?>
+<w:ftr xmlns:m="http://schemas.openxmlformats.org/officeDocument/2006/math" xmlns:mc="http://schemas.openxmlformats.org/markup-compatibility/2006" xmlns:mo="http://schemas.microsoft.com/office/mac/office/2008/main" xmlns:mv="urn:schemas-microsoft-com:mac:vml" xmlns:o="urn:schemas-microsoft-com:office:office" xmlns:r="http://schemas.openxmlformats.org/officeDocument/2006/relationships" xmlns:v="urn:schemas-microsoft-com:vml" xmlns:w10="urn:schemas-microsoft-com:office:word" xmlns:w14="http://schemas.microsoft.com/office/word/2010/wordml" xmlns:w="http://schemas.openxmlformats.org/wordprocessingml/2006/main" xmlns:wne="http://schemas.microsoft.com/office/word/2006/wordml" xmlns:wp14="http://schemas.microsoft.com/office/word/2010/wordprocessingDrawing" xmlns:wp="http://schemas.openxmlformats.org/drawingml/2006/wordprocessingDrawing" xmlns:wpc="http://schemas.microsoft.com/office/word/2010/wordprocessingCanvas" xmlns:wpg="http://schemas.microsoft.com/office/word/2010/wordprocessingGroup" xmlns:wpi="http://schemas.microsoft.com/office/word/2010/wordprocessingInk" xmlns:wps="http://schemas.microsoft.com/office/word/2010/wordprocessingShape" mc:Ignorable="w14 wp14">
+  <w:p>
+    <w:pPr>
+      <w:pStyle w:val="Footer"/>
+      <w:jc w:val="left"/>
+      <w:tabs>
+        <w:tab w:val="right" w:pos="10200"/>
+      </w:tabs>
+    </w:pPr>
+    <w:r/>
+    <w:r>
+      <w:rPr>
+        <w:color w:val="5B6B8C"/>
+        <w:sz w:val="14"/>
+      </w:rPr>
+      <w:t>Plan de validación de resultados · Salazar Tocas &amp; Sauñe Fernandez</w:t>
+      <w:tab/>
+    </w:r>
+    <w:r>
+      <w:rPr>
+        <w:color w:val="5B6B8C"/>
+        <w:sz w:val="14"/>
+      </w:rPr>
+      <w:t xml:space="preserve">Página </w:t>
+    </w:r>
+    <w:r>
+      <w:rPr>
+        <w:color w:val="5B6B8C"/>
+        <w:sz w:val="14"/>
+      </w:rPr>
+      <w:fldChar w:fldCharType="begin"/>
+      <w:instrText xml:space="preserve"> PAGE </w:instrText>
+      <w:fldChar w:fldCharType="end"/>
+    </w:r>
+    <w:r>
+      <w:rPr>
+        <w:color w:val="5B6B8C"/>
+        <w:sz w:val="14"/>
+      </w:rPr>
+      <w:t xml:space="preserve"> de </w:t>
+    </w:r>
+    <w:r>
+      <w:rPr>
+        <w:color w:val="5B6B8C"/>
+        <w:sz w:val="14"/>
+      </w:rPr>
+      <w:fldChar w:fldCharType="begin"/>
+      <w:instrText xml:space="preserve"> NUMPAGES </w:instrText>
+      <w:fldChar w:fldCharType="end"/>
+    </w:r>
+  </w:p>
+</w:ftr>
+</file>
+
+<file path=word/header1.xml><?xml version="1.0" encoding="utf-8"?>
+<w:hdr xmlns:m="http://schemas.openxmlformats.org/officeDocument/2006/math" xmlns:mc="http://schemas.openxmlformats.org/markup-compatibility/2006" xmlns:mo="http://schemas.microsoft.com/office/mac/office/2008/main" xmlns:mv="urn:schemas-microsoft-com:mac:vml" xmlns:o="urn:schemas-microsoft-com:office:office" xmlns:r="http://schemas.openxmlformats.org/officeDocument/2006/relationships" xmlns:v="urn:schemas-microsoft-com:vml" xmlns:w10="urn:schemas-microsoft-com:office:word" xmlns:w14="http://schemas.microsoft.com/office/word/2010/wordml" xmlns:w="http://schemas.openxmlformats.org/wordprocessingml/2006/main" xmlns:wne="http://schemas.microsoft.com/office/word/2006/wordml" xmlns:wp14="http://schemas.microsoft.com/office/word/2010/wordprocessingDrawing" xmlns:wp="http://schemas.openxmlformats.org/drawingml/2006/wordprocessingDrawing" xmlns:wpc="http://schemas.microsoft.com/office/word/2010/wordprocessingCanvas" xmlns:wpg="http://schemas.microsoft.com/office/word/2010/wordprocessingGroup" xmlns:wpi="http://schemas.microsoft.com/office/word/2010/wordprocessingInk" xmlns:wps="http://schemas.microsoft.com/office/word/2010/wordprocessingShape" mc:Ignorable="w14 wp14">
+  <w:p>
+    <w:pPr>
+      <w:pStyle w:val="Header"/>
+      <w:jc w:val="right"/>
+      <w:pBdr>
+        <w:bottom w:val="single" w:sz="4" w:color="BFBFBF" w:space="3"/>
+      </w:pBdr>
+    </w:pPr>
+    <w:r/>
+    <w:r>
+      <w:rPr>
+        <w:i/>
+        <w:color w:val="5B6B8C"/>
+        <w:sz w:val="14"/>
+      </w:rPr>
+      <w:t>Investigación V · Sesión 02 · UPeU</w:t>
+    </w:r>
+  </w:p>
+</w:hdr>
 </file>
 
 <file path=word/numbering.xml><?xml version="1.0" encoding="utf-8"?>

--- a/docs/entregables/07-plan-de-validacion/Plan-de-validacion-de-resultados.docx
+++ b/docs/entregables/07-plan-de-validacion/Plan-de-validacion-de-resultados.docx
@@ -91,7 +91,7 @@
       <w:r>
         <w:rPr>
           <w:b/>
-          <w:color w:val="0F8A7D"/>
+          <w:color w:val="1F4E79"/>
           <w:sz w:val="30"/>
         </w:rPr>
         <w:t>PLAN DE VALIDACIÓN DE RESULTADOS</w:t>
@@ -170,7 +170,7 @@
       <w:r>
         <w:rPr>
           <w:b/>
-          <w:color w:val="0F8A7D"/>
+          <w:color w:val="1F4E79"/>
           <w:sz w:val="25"/>
         </w:rPr>
         <w:t>1 · Confiabilidad</w:t>
@@ -200,7 +200,7 @@
         <w:tc>
           <w:tcPr>
             <w:tcW w:type="dxa" w:w="2438"/>
-            <w:shd w:val="clear" w:fill="0F8A7D"/>
+            <w:shd w:val="clear" w:fill="1F4E79"/>
           </w:tcPr>
           <w:p>
             <w:r/>
@@ -217,7 +217,7 @@
         <w:tc>
           <w:tcPr>
             <w:tcW w:type="dxa" w:w="2551"/>
-            <w:shd w:val="clear" w:fill="0F8A7D"/>
+            <w:shd w:val="clear" w:fill="1F4E79"/>
           </w:tcPr>
           <w:p>
             <w:r/>
@@ -234,7 +234,7 @@
         <w:tc>
           <w:tcPr>
             <w:tcW w:type="dxa" w:w="4876"/>
-            <w:shd w:val="clear" w:fill="0F8A7D"/>
+            <w:shd w:val="clear" w:fill="1F4E79"/>
           </w:tcPr>
           <w:p>
             <w:r/>
@@ -253,7 +253,7 @@
         <w:tc>
           <w:tcPr>
             <w:tcW w:type="dxa" w:w="2438"/>
-            <w:shd w:val="clear" w:fill="F4F6FB"/>
+            <w:shd w:val="clear" w:fill="EEF3FA"/>
           </w:tcPr>
           <w:p>
             <w:pPr>
@@ -288,7 +288,7 @@
         <w:tc>
           <w:tcPr>
             <w:tcW w:type="dxa" w:w="2551"/>
-            <w:shd w:val="clear" w:fill="F4F6FB"/>
+            <w:shd w:val="clear" w:fill="EEF3FA"/>
           </w:tcPr>
           <w:p>
             <w:pPr>
@@ -308,7 +308,7 @@
         <w:tc>
           <w:tcPr>
             <w:tcW w:type="dxa" w:w="4876"/>
-            <w:shd w:val="clear" w:fill="F4F6FB"/>
+            <w:shd w:val="clear" w:fill="EEF3FA"/>
           </w:tcPr>
           <w:p>
             <w:pPr>
@@ -435,7 +435,7 @@
         <w:tc>
           <w:tcPr>
             <w:tcW w:type="dxa" w:w="2438"/>
-            <w:shd w:val="clear" w:fill="F4F6FB"/>
+            <w:shd w:val="clear" w:fill="EEF3FA"/>
           </w:tcPr>
           <w:p>
             <w:pPr>
@@ -469,7 +469,7 @@
         <w:tc>
           <w:tcPr>
             <w:tcW w:type="dxa" w:w="2551"/>
-            <w:shd w:val="clear" w:fill="F4F6FB"/>
+            <w:shd w:val="clear" w:fill="EEF3FA"/>
           </w:tcPr>
           <w:p>
             <w:pPr>
@@ -489,7 +489,7 @@
         <w:tc>
           <w:tcPr>
             <w:tcW w:type="dxa" w:w="4876"/>
-            <w:shd w:val="clear" w:fill="F4F6FB"/>
+            <w:shd w:val="clear" w:fill="EEF3FA"/>
           </w:tcPr>
           <w:p>
             <w:pPr>
@@ -616,7 +616,7 @@
         <w:tc>
           <w:tcPr>
             <w:tcW w:type="dxa" w:w="2438"/>
-            <w:shd w:val="clear" w:fill="F4F6FB"/>
+            <w:shd w:val="clear" w:fill="EEF3FA"/>
           </w:tcPr>
           <w:p>
             <w:pPr>
@@ -650,7 +650,7 @@
         <w:tc>
           <w:tcPr>
             <w:tcW w:type="dxa" w:w="2551"/>
-            <w:shd w:val="clear" w:fill="F4F6FB"/>
+            <w:shd w:val="clear" w:fill="EEF3FA"/>
           </w:tcPr>
           <w:p>
             <w:pPr>
@@ -670,7 +670,7 @@
         <w:tc>
           <w:tcPr>
             <w:tcW w:type="dxa" w:w="4876"/>
-            <w:shd w:val="clear" w:fill="F4F6FB"/>
+            <w:shd w:val="clear" w:fill="EEF3FA"/>
           </w:tcPr>
           <w:p>
             <w:pPr>
@@ -731,7 +731,7 @@
       <w:r>
         <w:rPr>
           <w:b/>
-          <w:color w:val="0F8A7D"/>
+          <w:color w:val="1F4E79"/>
           <w:sz w:val="25"/>
         </w:rPr>
         <w:t>2 · Replicabilidad</w:t>
@@ -761,7 +761,7 @@
         <w:tc>
           <w:tcPr>
             <w:tcW w:type="dxa" w:w="3175"/>
-            <w:shd w:val="clear" w:fill="0F8A7D"/>
+            <w:shd w:val="clear" w:fill="1F4E79"/>
           </w:tcPr>
           <w:p>
             <w:r/>
@@ -778,7 +778,7 @@
         <w:tc>
           <w:tcPr>
             <w:tcW w:type="dxa" w:w="5329"/>
-            <w:shd w:val="clear" w:fill="0F8A7D"/>
+            <w:shd w:val="clear" w:fill="1F4E79"/>
           </w:tcPr>
           <w:p>
             <w:r/>
@@ -795,7 +795,7 @@
         <w:tc>
           <w:tcPr>
             <w:tcW w:type="dxa" w:w="1361"/>
-            <w:shd w:val="clear" w:fill="0F8A7D"/>
+            <w:shd w:val="clear" w:fill="1F4E79"/>
           </w:tcPr>
           <w:p>
             <w:r/>
@@ -813,7 +813,7 @@
         <w:tc>
           <w:tcPr>
             <w:tcW w:type="dxa" w:w="3175"/>
-            <w:shd w:val="clear" w:fill="F4F6FB"/>
+            <w:shd w:val="clear" w:fill="EEF3FA"/>
           </w:tcPr>
           <w:p>
             <w:pPr>
@@ -833,7 +833,7 @@
         <w:tc>
           <w:tcPr>
             <w:tcW w:type="dxa" w:w="5329"/>
-            <w:shd w:val="clear" w:fill="F4F6FB"/>
+            <w:shd w:val="clear" w:fill="EEF3FA"/>
           </w:tcPr>
           <w:p>
             <w:pPr>
@@ -980,7 +980,7 @@
         <w:tc>
           <w:tcPr>
             <w:tcW w:type="dxa" w:w="3175"/>
-            <w:shd w:val="clear" w:fill="F4F6FB"/>
+            <w:shd w:val="clear" w:fill="EEF3FA"/>
           </w:tcPr>
           <w:p>
             <w:pPr>
@@ -1000,7 +1000,7 @@
         <w:tc>
           <w:tcPr>
             <w:tcW w:type="dxa" w:w="5329"/>
-            <w:shd w:val="clear" w:fill="F4F6FB"/>
+            <w:shd w:val="clear" w:fill="EEF3FA"/>
           </w:tcPr>
           <w:p>
             <w:pPr>
@@ -1102,7 +1102,7 @@
         <w:tc>
           <w:tcPr>
             <w:tcW w:type="dxa" w:w="3175"/>
-            <w:shd w:val="clear" w:fill="F4F6FB"/>
+            <w:shd w:val="clear" w:fill="EEF3FA"/>
           </w:tcPr>
           <w:p>
             <w:pPr>
@@ -1122,7 +1122,7 @@
         <w:tc>
           <w:tcPr>
             <w:tcW w:type="dxa" w:w="5329"/>
-            <w:shd w:val="clear" w:fill="F4F6FB"/>
+            <w:shd w:val="clear" w:fill="EEF3FA"/>
           </w:tcPr>
           <w:p>
             <w:pPr>
@@ -1237,7 +1237,7 @@
         <w:tc>
           <w:tcPr>
             <w:tcW w:type="dxa" w:w="3175"/>
-            <w:shd w:val="clear" w:fill="F4F6FB"/>
+            <w:shd w:val="clear" w:fill="EEF3FA"/>
           </w:tcPr>
           <w:p>
             <w:pPr>
@@ -1271,7 +1271,7 @@
         <w:tc>
           <w:tcPr>
             <w:tcW w:type="dxa" w:w="5329"/>
-            <w:shd w:val="clear" w:fill="F4F6FB"/>
+            <w:shd w:val="clear" w:fill="EEF3FA"/>
           </w:tcPr>
           <w:p>
             <w:pPr>
@@ -1291,7 +1291,7 @@
         <w:tc>
           <w:tcPr>
             <w:tcW w:type="dxa" w:w="1361"/>
-            <w:shd w:val="clear" w:fill="F4F6FB"/>
+            <w:shd w:val="clear" w:fill="EEF3FA"/>
           </w:tcPr>
           <w:p>
             <w:pPr>
@@ -1372,7 +1372,7 @@
       <w:r>
         <w:rPr>
           <w:b/>
-          <w:color w:val="0F8A7D"/>
+          <w:color w:val="1F4E79"/>
           <w:sz w:val="25"/>
         </w:rPr>
         <w:t>3 · Pertinencia</w:t>
@@ -1435,7 +1435,7 @@
         <w:tc>
           <w:tcPr>
             <w:tcW w:type="dxa" w:w="2041"/>
-            <w:shd w:val="clear" w:fill="0F8A7D"/>
+            <w:shd w:val="clear" w:fill="1F4E79"/>
           </w:tcPr>
           <w:p>
             <w:r/>
@@ -1452,7 +1452,7 @@
         <w:tc>
           <w:tcPr>
             <w:tcW w:type="dxa" w:w="3855"/>
-            <w:shd w:val="clear" w:fill="0F8A7D"/>
+            <w:shd w:val="clear" w:fill="1F4E79"/>
           </w:tcPr>
           <w:p>
             <w:r/>
@@ -1469,7 +1469,7 @@
         <w:tc>
           <w:tcPr>
             <w:tcW w:type="dxa" w:w="3969"/>
-            <w:shd w:val="clear" w:fill="0F8A7D"/>
+            <w:shd w:val="clear" w:fill="1F4E79"/>
           </w:tcPr>
           <w:p>
             <w:r/>
@@ -1488,7 +1488,7 @@
         <w:tc>
           <w:tcPr>
             <w:tcW w:type="dxa" w:w="2041"/>
-            <w:shd w:val="clear" w:fill="F4F6FB"/>
+            <w:shd w:val="clear" w:fill="EEF3FA"/>
           </w:tcPr>
           <w:p>
             <w:pPr>
@@ -1522,7 +1522,7 @@
         <w:tc>
           <w:tcPr>
             <w:tcW w:type="dxa" w:w="3855"/>
-            <w:shd w:val="clear" w:fill="F4F6FB"/>
+            <w:shd w:val="clear" w:fill="EEF3FA"/>
           </w:tcPr>
           <w:p>
             <w:pPr>
@@ -1558,7 +1558,7 @@
         <w:tc>
           <w:tcPr>
             <w:tcW w:type="dxa" w:w="3969"/>
-            <w:shd w:val="clear" w:fill="F4F6FB"/>
+            <w:shd w:val="clear" w:fill="EEF3FA"/>
           </w:tcPr>
           <w:p>
             <w:pPr>
@@ -1683,7 +1683,7 @@
         <w:tc>
           <w:tcPr>
             <w:tcW w:type="dxa" w:w="2041"/>
-            <w:shd w:val="clear" w:fill="F4F6FB"/>
+            <w:shd w:val="clear" w:fill="EEF3FA"/>
           </w:tcPr>
           <w:p>
             <w:pPr>
@@ -1717,7 +1717,7 @@
         <w:tc>
           <w:tcPr>
             <w:tcW w:type="dxa" w:w="3855"/>
-            <w:shd w:val="clear" w:fill="F4F6FB"/>
+            <w:shd w:val="clear" w:fill="EEF3FA"/>
           </w:tcPr>
           <w:p>
             <w:pPr>
@@ -1737,7 +1737,7 @@
         <w:tc>
           <w:tcPr>
             <w:tcW w:type="dxa" w:w="3969"/>
-            <w:shd w:val="clear" w:fill="F4F6FB"/>
+            <w:shd w:val="clear" w:fill="EEF3FA"/>
           </w:tcPr>
           <w:p>
             <w:pPr>
@@ -1871,7 +1871,7 @@
       <w:r>
         <w:rPr>
           <w:b/>
-          <w:color w:val="0F8A7D"/>
+          <w:color w:val="1F4E79"/>
           <w:sz w:val="25"/>
         </w:rPr>
         <w:t>Cronograma</w:t>
@@ -1902,7 +1902,7 @@
         <w:tc>
           <w:tcPr>
             <w:tcW w:type="dxa" w:w="737"/>
-            <w:shd w:val="clear" w:fill="0F8A7D"/>
+            <w:shd w:val="clear" w:fill="1F4E79"/>
           </w:tcPr>
           <w:p>
             <w:r/>
@@ -1919,7 +1919,7 @@
         <w:tc>
           <w:tcPr>
             <w:tcW w:type="dxa" w:w="1587"/>
-            <w:shd w:val="clear" w:fill="0F8A7D"/>
+            <w:shd w:val="clear" w:fill="1F4E79"/>
           </w:tcPr>
           <w:p>
             <w:r/>
@@ -1936,7 +1936,7 @@
         <w:tc>
           <w:tcPr>
             <w:tcW w:type="dxa" w:w="3742"/>
-            <w:shd w:val="clear" w:fill="0F8A7D"/>
+            <w:shd w:val="clear" w:fill="1F4E79"/>
           </w:tcPr>
           <w:p>
             <w:r/>
@@ -1953,7 +1953,7 @@
         <w:tc>
           <w:tcPr>
             <w:tcW w:type="dxa" w:w="3798"/>
-            <w:shd w:val="clear" w:fill="0F8A7D"/>
+            <w:shd w:val="clear" w:fill="1F4E79"/>
           </w:tcPr>
           <w:p>
             <w:r/>
@@ -1972,7 +1972,7 @@
         <w:tc>
           <w:tcPr>
             <w:tcW w:type="dxa" w:w="737"/>
-            <w:shd w:val="clear" w:fill="F4F6FB"/>
+            <w:shd w:val="clear" w:fill="EEF3FA"/>
           </w:tcPr>
           <w:p>
             <w:pPr>
@@ -1992,7 +1992,7 @@
         <w:tc>
           <w:tcPr>
             <w:tcW w:type="dxa" w:w="1587"/>
-            <w:shd w:val="clear" w:fill="F4F6FB"/>
+            <w:shd w:val="clear" w:fill="EEF3FA"/>
           </w:tcPr>
           <w:p>
             <w:pPr>
@@ -2012,7 +2012,7 @@
         <w:tc>
           <w:tcPr>
             <w:tcW w:type="dxa" w:w="3742"/>
-            <w:shd w:val="clear" w:fill="F4F6FB"/>
+            <w:shd w:val="clear" w:fill="EEF3FA"/>
           </w:tcPr>
           <w:p>
             <w:pPr>
@@ -2032,7 +2032,7 @@
         <w:tc>
           <w:tcPr>
             <w:tcW w:type="dxa" w:w="3798"/>
-            <w:shd w:val="clear" w:fill="F4F6FB"/>
+            <w:shd w:val="clear" w:fill="EEF3FA"/>
           </w:tcPr>
           <w:p>
             <w:pPr>
@@ -2132,7 +2132,7 @@
         <w:tc>
           <w:tcPr>
             <w:tcW w:type="dxa" w:w="737"/>
-            <w:shd w:val="clear" w:fill="F4F6FB"/>
+            <w:shd w:val="clear" w:fill="EEF3FA"/>
           </w:tcPr>
           <w:p>
             <w:pPr>
@@ -2152,7 +2152,7 @@
         <w:tc>
           <w:tcPr>
             <w:tcW w:type="dxa" w:w="1587"/>
-            <w:shd w:val="clear" w:fill="F4F6FB"/>
+            <w:shd w:val="clear" w:fill="EEF3FA"/>
           </w:tcPr>
           <w:p>
             <w:pPr>
@@ -2172,7 +2172,7 @@
         <w:tc>
           <w:tcPr>
             <w:tcW w:type="dxa" w:w="3742"/>
-            <w:shd w:val="clear" w:fill="F4F6FB"/>
+            <w:shd w:val="clear" w:fill="EEF3FA"/>
           </w:tcPr>
           <w:p>
             <w:pPr>
@@ -2192,7 +2192,7 @@
         <w:tc>
           <w:tcPr>
             <w:tcW w:type="dxa" w:w="3798"/>
-            <w:shd w:val="clear" w:fill="F4F6FB"/>
+            <w:shd w:val="clear" w:fill="EEF3FA"/>
           </w:tcPr>
           <w:p>
             <w:pPr>
@@ -2292,7 +2292,7 @@
         <w:tc>
           <w:tcPr>
             <w:tcW w:type="dxa" w:w="737"/>
-            <w:shd w:val="clear" w:fill="F4F6FB"/>
+            <w:shd w:val="clear" w:fill="EEF3FA"/>
           </w:tcPr>
           <w:p>
             <w:pPr>
@@ -2312,7 +2312,7 @@
         <w:tc>
           <w:tcPr>
             <w:tcW w:type="dxa" w:w="1587"/>
-            <w:shd w:val="clear" w:fill="F4F6FB"/>
+            <w:shd w:val="clear" w:fill="EEF3FA"/>
           </w:tcPr>
           <w:p>
             <w:pPr>
@@ -2332,7 +2332,7 @@
         <w:tc>
           <w:tcPr>
             <w:tcW w:type="dxa" w:w="3742"/>
-            <w:shd w:val="clear" w:fill="F4F6FB"/>
+            <w:shd w:val="clear" w:fill="EEF3FA"/>
           </w:tcPr>
           <w:p>
             <w:pPr>
@@ -2352,7 +2352,7 @@
         <w:tc>
           <w:tcPr>
             <w:tcW w:type="dxa" w:w="3798"/>
-            <w:shd w:val="clear" w:fill="F4F6FB"/>
+            <w:shd w:val="clear" w:fill="EEF3FA"/>
           </w:tcPr>
           <w:p>
             <w:pPr>
@@ -2452,7 +2452,7 @@
         <w:tc>
           <w:tcPr>
             <w:tcW w:type="dxa" w:w="737"/>
-            <w:shd w:val="clear" w:fill="F4F6FB"/>
+            <w:shd w:val="clear" w:fill="EEF3FA"/>
           </w:tcPr>
           <w:p>
             <w:pPr>
@@ -2472,7 +2472,7 @@
         <w:tc>
           <w:tcPr>
             <w:tcW w:type="dxa" w:w="1587"/>
-            <w:shd w:val="clear" w:fill="F4F6FB"/>
+            <w:shd w:val="clear" w:fill="EEF3FA"/>
           </w:tcPr>
           <w:p>
             <w:pPr>
@@ -2492,7 +2492,7 @@
         <w:tc>
           <w:tcPr>
             <w:tcW w:type="dxa" w:w="3742"/>
-            <w:shd w:val="clear" w:fill="F4F6FB"/>
+            <w:shd w:val="clear" w:fill="EEF3FA"/>
           </w:tcPr>
           <w:p>
             <w:pPr>
@@ -2512,7 +2512,7 @@
         <w:tc>
           <w:tcPr>
             <w:tcW w:type="dxa" w:w="3798"/>
-            <w:shd w:val="clear" w:fill="F4F6FB"/>
+            <w:shd w:val="clear" w:fill="EEF3FA"/>
           </w:tcPr>
           <w:p>
             <w:pPr>
@@ -2558,7 +2558,7 @@
       <w:r>
         <w:rPr>
           <w:b/>
-          <w:color w:val="0F8A7D"/>
+          <w:color w:val="1F4E79"/>
           <w:sz w:val="25"/>
         </w:rPr>
         <w:t>Fuera del alcance de este plan</w:t>
@@ -2630,9 +2630,114 @@
         <w:t>✔ = ya ejecutado y publicado.</w:t>
       </w:r>
     </w:p>
+    <w:p>
+      <w:pPr>
+        <w:spacing w:before="200" w:after="60"/>
+      </w:pPr>
+      <w:r>
+        <w:rPr>
+          <w:b/>
+          <w:color w:val="1F4E79"/>
+          <w:sz w:val="20"/>
+        </w:rPr>
+        <w:t>Evidencia en el repositorio</w:t>
+      </w:r>
+    </w:p>
+    <w:p>
+      <w:pPr>
+        <w:spacing w:after="20"/>
+        <w:ind w:left="200"/>
+      </w:pPr>
+      <w:r>
+        <w:rPr>
+          <w:color w:val="131B2E"/>
+          <w:sz w:val="16"/>
+        </w:rPr>
+        <w:t xml:space="preserve">Plan detallado, con la justificación de cada umbral — </w:t>
+      </w:r>
+      <w:hyperlink r:id="rId10">
+        <w:r>
+          <w:rPr>
+            <w:color w:val="2E74B5"/>
+            <w:u w:val="single"/>
+            <w:sz w:val="16"/>
+          </w:rPr>
+          <w:t>abrir en GitHub</w:t>
+        </w:r>
+      </w:hyperlink>
+    </w:p>
+    <w:p>
+      <w:pPr>
+        <w:spacing w:after="20"/>
+        <w:ind w:left="200"/>
+      </w:pPr>
+      <w:r>
+        <w:rPr>
+          <w:color w:val="131B2E"/>
+          <w:sz w:val="16"/>
+        </w:rPr>
+        <w:t xml:space="preserve">Instrumento SUS, guion de observación y script de cálculo — </w:t>
+      </w:r>
+      <w:hyperlink r:id="rId11">
+        <w:r>
+          <w:rPr>
+            <w:color w:val="2E74B5"/>
+            <w:u w:val="single"/>
+            <w:sz w:val="16"/>
+          </w:rPr>
+          <w:t>abrir en GitHub</w:t>
+        </w:r>
+      </w:hyperlink>
+    </w:p>
+    <w:p>
+      <w:pPr>
+        <w:spacing w:after="20"/>
+        <w:ind w:left="200"/>
+      </w:pPr>
+      <w:r>
+        <w:rPr>
+          <w:color w:val="131B2E"/>
+          <w:sz w:val="16"/>
+        </w:rPr>
+        <w:t xml:space="preserve">Checksums de los artefactos publicados — </w:t>
+      </w:r>
+      <w:hyperlink r:id="rId12">
+        <w:r>
+          <w:rPr>
+            <w:color w:val="2E74B5"/>
+            <w:u w:val="single"/>
+            <w:sz w:val="16"/>
+          </w:rPr>
+          <w:t>abrir en GitHub</w:t>
+        </w:r>
+      </w:hyperlink>
+    </w:p>
+    <w:p>
+      <w:pPr>
+        <w:spacing w:after="20"/>
+        <w:ind w:left="200"/>
+      </w:pPr>
+      <w:r>
+        <w:rPr>
+          <w:color w:val="131B2E"/>
+          <w:sz w:val="16"/>
+        </w:rPr>
+        <w:t xml:space="preserve">Significancia entre modelos, con corrección de Holm — </w:t>
+      </w:r>
+      <w:hyperlink r:id="rId13">
+        <w:r>
+          <w:rPr>
+            <w:color w:val="2E74B5"/>
+            <w:u w:val="single"/>
+            <w:sz w:val="16"/>
+          </w:rPr>
+          <w:t>abrir en GitHub</w:t>
+        </w:r>
+      </w:hyperlink>
+    </w:p>
     <w:sectPr>
-      <w:footerReference w:type="default" r:id="rId10"/>
-      <w:headerReference w:type="default" r:id="rId11"/>
+      <w:footerReference w:type="default" r:id="rId14"/>
+      <w:headerReference w:type="default" r:id="rId15"/>
       <w:pgSz w:w="12240" w:h="15840"/>
       <w:pgMar w:top="850" w:right="1020" w:bottom="850" w:left="1020" w:header="720" w:footer="720" w:gutter="0"/>
       <w:cols w:space="720"/>

--- a/docs/entregables/07-plan-de-validacion/Plan-de-validacion-de-resultados.docx
+++ b/docs/entregables/07-plan-de-validacion/Plan-de-validacion-de-resultados.docx
@@ -142,7 +142,7 @@
           <w:color w:val="131B2E"/>
           <w:sz w:val="18"/>
         </w:rPr>
-        <w:t xml:space="preserve">, no un instrumento de medición por escalas. Por eso la confiabilidad se valida sobre las decisiones del modelo y el determinismo del sistema: no existen ítems de escala que correlacionar, así que </w:t>
+        <w:t xml:space="preserve">, no un instrumento de medición por escalas. Por eso la confiabilidad se valida sobre las decisiones del modelo y el determinismo del sistema: no existen ítems de escala que correlacionar ni jueces clasificando, así que </w:t>
       </w:r>
       <w:r>
         <w:rPr>
@@ -151,7 +151,7 @@
           <w:color w:val="131B2E"/>
           <w:sz w:val="18"/>
         </w:rPr>
-        <w:t>Alfa de Cronbach no aplica</w:t>
+        <w:t>ni el Alfa de Cronbach ni el Kappa de Cohen aplican</w:t>
       </w:r>
       <w:r>
         <w:rPr>
@@ -160,7 +160,25 @@
           <w:color w:val="131B2E"/>
           <w:sz w:val="18"/>
         </w:rPr>
-        <w:t xml:space="preserve"> al producto.</w:t>
+        <w:t xml:space="preserve"> al producto: el primero medirá la consistencia interna del instrumento SUS cuando se aplique, y el segundo solo tendría sentido si hubiera etiquetado manual por varios jueces. La replicabilidad se plantea sobre los </w:t>
+      </w:r>
+      <w:r>
+        <w:rPr>
+          <w:b/>
+          <w:i w:val="0"/>
+          <w:color w:val="131B2E"/>
+          <w:sz w:val="18"/>
+        </w:rPr>
+        <w:t>principios FAIR</w:t>
+      </w:r>
+      <w:r>
+        <w:rPr>
+          <w:b w:val="0"/>
+          <w:i w:val="0"/>
+          <w:color w:val="131B2E"/>
+          <w:sz w:val="18"/>
+        </w:rPr>
+        <w:t xml:space="preserve"> —datos y código localizables, accesibles, interoperables y reutilizables—.</w:t>
       </w:r>
     </w:p>
     <w:p>

--- a/docs/entregables/07-plan-de-validacion/Plan-de-validacion-de-resultados.docx
+++ b/docs/entregables/07-plan-de-validacion/Plan-de-validacion-de-resultados.docx
@@ -110,6 +110,38 @@
         <w:t>Sistema open source para la detección temprana de comportamientos anómalos en redes de datos</w:t>
         <w:br/>
         <w:t>Rubén Mark Salazar Tocas · Uziel Elias Sauñe Fernandez</w:t>
+      </w:r>
+    </w:p>
+    <w:p>
+      <w:pPr>
+        <w:spacing w:after="100"/>
+        <w:jc w:val="both"/>
+      </w:pPr>
+      <w:r>
+        <w:rPr>
+          <w:b w:val="0"/>
+          <w:i w:val="0"/>
+          <w:color w:val="5B6B8C"/>
+          <w:sz w:val="16"/>
+        </w:rPr>
+      </w:r>
+      <w:r>
+        <w:rPr>
+          <w:b/>
+          <w:i w:val="0"/>
+          <w:color w:val="5B6B8C"/>
+          <w:sz w:val="16"/>
+        </w:rPr>
+        <w:t>Entregable de la Sesión 02.</w:t>
+      </w:r>
+      <w:r>
+        <w:rPr>
+          <w:b w:val="0"/>
+          <w:i w:val="0"/>
+          <w:color w:val="5B6B8C"/>
+          <w:sz w:val="16"/>
+        </w:rPr>
+        <w:t xml:space="preserve"> Plan prospectivo; el informe de validaciones ya ejecutadas es `02-validacion-y-confiabilidad/`.</w:t>
       </w:r>
     </w:p>
     <w:p>
@@ -1895,6 +1927,39 @@
         <w:t>Cronograma</w:t>
       </w:r>
     </w:p>
+    <w:p>
+      <w:pPr>
+        <w:spacing w:after="100"/>
+        <w:jc w:val="both"/>
+      </w:pPr>
+      <w:r>
+        <w:rPr>
+          <w:b w:val="0"/>
+          <w:i w:val="0"/>
+          <w:color w:val="5B6B8C"/>
+          <w:sz w:val="16"/>
+        </w:rPr>
+        <w:t xml:space="preserve">Cronograma prospectivo al 19 de agosto de 2026: todas las actividades están </w:t>
+      </w:r>
+      <w:r>
+        <w:rPr>
+          <w:b/>
+          <w:i w:val="0"/>
+          <w:color w:val="5B6B8C"/>
+          <w:sz w:val="16"/>
+        </w:rPr>
+        <w:t>PLANIFICADAS</w:t>
+      </w:r>
+      <w:r>
+        <w:rPr>
+          <w:b w:val="0"/>
+          <w:i w:val="0"/>
+          <w:color w:val="5B6B8C"/>
+          <w:sz w:val="16"/>
+        </w:rPr>
+        <w:t>. Sus resultados se registran en el informe de validación, no aquí.</w:t>
+      </w:r>
+    </w:p>
     <w:tbl>
       <w:tblPr>
         <w:tblW w:type="auto" w:w="0"/>
@@ -1911,15 +1976,16 @@
         </w:tblBorders>
       </w:tblPr>
       <w:tblGrid>
-        <w:gridCol w:w="2550"/>
-        <w:gridCol w:w="2550"/>
-        <w:gridCol w:w="2550"/>
-        <w:gridCol w:w="2550"/>
+        <w:gridCol w:w="2040"/>
+        <w:gridCol w:w="2040"/>
+        <w:gridCol w:w="2040"/>
+        <w:gridCol w:w="2040"/>
+        <w:gridCol w:w="2040"/>
       </w:tblGrid>
       <w:tr>
         <w:tc>
           <w:tcPr>
-            <w:tcW w:type="dxa" w:w="737"/>
+            <w:tcW w:type="dxa" w:w="567"/>
             <w:shd w:val="clear" w:fill="1F4E79"/>
           </w:tcPr>
           <w:p>
@@ -1936,7 +2002,7 @@
         </w:tc>
         <w:tc>
           <w:tcPr>
-            <w:tcW w:type="dxa" w:w="1587"/>
+            <w:tcW w:type="dxa" w:w="1304"/>
             <w:shd w:val="clear" w:fill="1F4E79"/>
           </w:tcPr>
           <w:p>
@@ -1953,7 +2019,7 @@
         </w:tc>
         <w:tc>
           <w:tcPr>
-            <w:tcW w:type="dxa" w:w="3742"/>
+            <w:tcW w:type="dxa" w:w="3288"/>
             <w:shd w:val="clear" w:fill="1F4E79"/>
           </w:tcPr>
           <w:p>
@@ -1970,7 +2036,7 @@
         </w:tc>
         <w:tc>
           <w:tcPr>
-            <w:tcW w:type="dxa" w:w="3798"/>
+            <w:tcW w:type="dxa" w:w="3061"/>
             <w:shd w:val="clear" w:fill="1F4E79"/>
           </w:tcPr>
           <w:p>
@@ -1985,11 +2051,28 @@
             </w:r>
           </w:p>
         </w:tc>
+        <w:tc>
+          <w:tcPr>
+            <w:tcW w:type="dxa" w:w="1134"/>
+            <w:shd w:val="clear" w:fill="1F4E79"/>
+          </w:tcPr>
+          <w:p>
+            <w:r/>
+            <w:r>
+              <w:rPr>
+                <w:b/>
+                <w:color w:val="FFFFFF"/>
+                <w:sz w:val="16"/>
+              </w:rPr>
+              <w:t>Estado</w:t>
+            </w:r>
+          </w:p>
+        </w:tc>
       </w:tr>
       <w:tr>
         <w:tc>
           <w:tcPr>
-            <w:tcW w:type="dxa" w:w="737"/>
+            <w:tcW w:type="dxa" w:w="567"/>
             <w:shd w:val="clear" w:fill="EEF3FA"/>
           </w:tcPr>
           <w:p>
@@ -2009,7 +2092,7 @@
         </w:tc>
         <w:tc>
           <w:tcPr>
-            <w:tcW w:type="dxa" w:w="1587"/>
+            <w:tcW w:type="dxa" w:w="1304"/>
             <w:shd w:val="clear" w:fill="EEF3FA"/>
           </w:tcPr>
           <w:p>
@@ -2029,7 +2112,7 @@
         </w:tc>
         <w:tc>
           <w:tcPr>
-            <w:tcW w:type="dxa" w:w="3742"/>
+            <w:tcW w:type="dxa" w:w="3288"/>
             <w:shd w:val="clear" w:fill="EEF3FA"/>
           </w:tcPr>
           <w:p>
@@ -2049,7 +2132,7 @@
         </w:tc>
         <w:tc>
           <w:tcPr>
-            <w:tcW w:type="dxa" w:w="3798"/>
+            <w:tcW w:type="dxa" w:w="3061"/>
             <w:shd w:val="clear" w:fill="EEF3FA"/>
           </w:tcPr>
           <w:p>
@@ -2067,11 +2150,31 @@
             </w:r>
           </w:p>
         </w:tc>
+        <w:tc>
+          <w:tcPr>
+            <w:tcW w:type="dxa" w:w="1134"/>
+            <w:shd w:val="clear" w:fill="EEF3FA"/>
+          </w:tcPr>
+          <w:p>
+            <w:pPr>
+              <w:spacing w:after="20"/>
+            </w:pPr>
+            <w:r/>
+            <w:r>
+              <w:rPr>
+                <w:b w:val="0"/>
+                <w:color w:val="131B2E"/>
+                <w:sz w:val="16"/>
+              </w:rPr>
+              <w:t>PLANIFICADA</w:t>
+            </w:r>
+          </w:p>
+        </w:tc>
       </w:tr>
       <w:tr>
         <w:tc>
           <w:tcPr>
-            <w:tcW w:type="dxa" w:w="737"/>
+            <w:tcW w:type="dxa" w:w="567"/>
           </w:tcPr>
           <w:p>
             <w:pPr>
@@ -2090,7 +2193,7 @@
         </w:tc>
         <w:tc>
           <w:tcPr>
-            <w:tcW w:type="dxa" w:w="1587"/>
+            <w:tcW w:type="dxa" w:w="1304"/>
           </w:tcPr>
           <w:p>
             <w:pPr>
@@ -2109,7 +2212,7 @@
         </w:tc>
         <w:tc>
           <w:tcPr>
-            <w:tcW w:type="dxa" w:w="3742"/>
+            <w:tcW w:type="dxa" w:w="3288"/>
           </w:tcPr>
           <w:p>
             <w:pPr>
@@ -2128,7 +2231,7 @@
         </w:tc>
         <w:tc>
           <w:tcPr>
-            <w:tcW w:type="dxa" w:w="3798"/>
+            <w:tcW w:type="dxa" w:w="3061"/>
           </w:tcPr>
           <w:p>
             <w:pPr>
@@ -2145,11 +2248,30 @@
             </w:r>
           </w:p>
         </w:tc>
+        <w:tc>
+          <w:tcPr>
+            <w:tcW w:type="dxa" w:w="1134"/>
+          </w:tcPr>
+          <w:p>
+            <w:pPr>
+              <w:spacing w:after="20"/>
+            </w:pPr>
+            <w:r/>
+            <w:r>
+              <w:rPr>
+                <w:b w:val="0"/>
+                <w:color w:val="131B2E"/>
+                <w:sz w:val="16"/>
+              </w:rPr>
+              <w:t>PLANIFICADA</w:t>
+            </w:r>
+          </w:p>
+        </w:tc>
       </w:tr>
       <w:tr>
         <w:tc>
           <w:tcPr>
-            <w:tcW w:type="dxa" w:w="737"/>
+            <w:tcW w:type="dxa" w:w="567"/>
             <w:shd w:val="clear" w:fill="EEF3FA"/>
           </w:tcPr>
           <w:p>
@@ -2169,7 +2291,7 @@
         </w:tc>
         <w:tc>
           <w:tcPr>
-            <w:tcW w:type="dxa" w:w="1587"/>
+            <w:tcW w:type="dxa" w:w="1304"/>
             <w:shd w:val="clear" w:fill="EEF3FA"/>
           </w:tcPr>
           <w:p>
@@ -2189,7 +2311,7 @@
         </w:tc>
         <w:tc>
           <w:tcPr>
-            <w:tcW w:type="dxa" w:w="3742"/>
+            <w:tcW w:type="dxa" w:w="3288"/>
             <w:shd w:val="clear" w:fill="EEF3FA"/>
           </w:tcPr>
           <w:p>
@@ -2209,7 +2331,7 @@
         </w:tc>
         <w:tc>
           <w:tcPr>
-            <w:tcW w:type="dxa" w:w="3798"/>
+            <w:tcW w:type="dxa" w:w="3061"/>
             <w:shd w:val="clear" w:fill="EEF3FA"/>
           </w:tcPr>
           <w:p>
@@ -2227,11 +2349,31 @@
             </w:r>
           </w:p>
         </w:tc>
+        <w:tc>
+          <w:tcPr>
+            <w:tcW w:type="dxa" w:w="1134"/>
+            <w:shd w:val="clear" w:fill="EEF3FA"/>
+          </w:tcPr>
+          <w:p>
+            <w:pPr>
+              <w:spacing w:after="20"/>
+            </w:pPr>
+            <w:r/>
+            <w:r>
+              <w:rPr>
+                <w:b w:val="0"/>
+                <w:color w:val="131B2E"/>
+                <w:sz w:val="16"/>
+              </w:rPr>
+              <w:t>PLANIFICADA</w:t>
+            </w:r>
+          </w:p>
+        </w:tc>
       </w:tr>
       <w:tr>
         <w:tc>
           <w:tcPr>
-            <w:tcW w:type="dxa" w:w="737"/>
+            <w:tcW w:type="dxa" w:w="567"/>
           </w:tcPr>
           <w:p>
             <w:pPr>
@@ -2250,7 +2392,7 @@
         </w:tc>
         <w:tc>
           <w:tcPr>
-            <w:tcW w:type="dxa" w:w="1587"/>
+            <w:tcW w:type="dxa" w:w="1304"/>
           </w:tcPr>
           <w:p>
             <w:pPr>
@@ -2269,7 +2411,7 @@
         </w:tc>
         <w:tc>
           <w:tcPr>
-            <w:tcW w:type="dxa" w:w="3742"/>
+            <w:tcW w:type="dxa" w:w="3288"/>
           </w:tcPr>
           <w:p>
             <w:pPr>
@@ -2288,7 +2430,7 @@
         </w:tc>
         <w:tc>
           <w:tcPr>
-            <w:tcW w:type="dxa" w:w="3798"/>
+            <w:tcW w:type="dxa" w:w="3061"/>
           </w:tcPr>
           <w:p>
             <w:pPr>
@@ -2305,11 +2447,30 @@
             </w:r>
           </w:p>
         </w:tc>
+        <w:tc>
+          <w:tcPr>
+            <w:tcW w:type="dxa" w:w="1134"/>
+          </w:tcPr>
+          <w:p>
+            <w:pPr>
+              <w:spacing w:after="20"/>
+            </w:pPr>
+            <w:r/>
+            <w:r>
+              <w:rPr>
+                <w:b w:val="0"/>
+                <w:color w:val="131B2E"/>
+                <w:sz w:val="16"/>
+              </w:rPr>
+              <w:t>PLANIFICADA</w:t>
+            </w:r>
+          </w:p>
+        </w:tc>
       </w:tr>
       <w:tr>
         <w:tc>
           <w:tcPr>
-            <w:tcW w:type="dxa" w:w="737"/>
+            <w:tcW w:type="dxa" w:w="567"/>
             <w:shd w:val="clear" w:fill="EEF3FA"/>
           </w:tcPr>
           <w:p>
@@ -2329,7 +2490,7 @@
         </w:tc>
         <w:tc>
           <w:tcPr>
-            <w:tcW w:type="dxa" w:w="1587"/>
+            <w:tcW w:type="dxa" w:w="1304"/>
             <w:shd w:val="clear" w:fill="EEF3FA"/>
           </w:tcPr>
           <w:p>
@@ -2349,7 +2510,7 @@
         </w:tc>
         <w:tc>
           <w:tcPr>
-            <w:tcW w:type="dxa" w:w="3742"/>
+            <w:tcW w:type="dxa" w:w="3288"/>
             <w:shd w:val="clear" w:fill="EEF3FA"/>
           </w:tcPr>
           <w:p>
@@ -2369,7 +2530,7 @@
         </w:tc>
         <w:tc>
           <w:tcPr>
-            <w:tcW w:type="dxa" w:w="3798"/>
+            <w:tcW w:type="dxa" w:w="3061"/>
             <w:shd w:val="clear" w:fill="EEF3FA"/>
           </w:tcPr>
           <w:p>
@@ -2387,11 +2548,31 @@
             </w:r>
           </w:p>
         </w:tc>
+        <w:tc>
+          <w:tcPr>
+            <w:tcW w:type="dxa" w:w="1134"/>
+            <w:shd w:val="clear" w:fill="EEF3FA"/>
+          </w:tcPr>
+          <w:p>
+            <w:pPr>
+              <w:spacing w:after="20"/>
+            </w:pPr>
+            <w:r/>
+            <w:r>
+              <w:rPr>
+                <w:b w:val="0"/>
+                <w:color w:val="131B2E"/>
+                <w:sz w:val="16"/>
+              </w:rPr>
+              <w:t>PLANIFICADA</w:t>
+            </w:r>
+          </w:p>
+        </w:tc>
       </w:tr>
       <w:tr>
         <w:tc>
           <w:tcPr>
-            <w:tcW w:type="dxa" w:w="737"/>
+            <w:tcW w:type="dxa" w:w="567"/>
           </w:tcPr>
           <w:p>
             <w:pPr>
@@ -2410,7 +2591,7 @@
         </w:tc>
         <w:tc>
           <w:tcPr>
-            <w:tcW w:type="dxa" w:w="1587"/>
+            <w:tcW w:type="dxa" w:w="1304"/>
           </w:tcPr>
           <w:p>
             <w:pPr>
@@ -2429,7 +2610,7 @@
         </w:tc>
         <w:tc>
           <w:tcPr>
-            <w:tcW w:type="dxa" w:w="3742"/>
+            <w:tcW w:type="dxa" w:w="3288"/>
           </w:tcPr>
           <w:p>
             <w:pPr>
@@ -2448,7 +2629,7 @@
         </w:tc>
         <w:tc>
           <w:tcPr>
-            <w:tcW w:type="dxa" w:w="3798"/>
+            <w:tcW w:type="dxa" w:w="3061"/>
           </w:tcPr>
           <w:p>
             <w:pPr>
@@ -2465,11 +2646,30 @@
             </w:r>
           </w:p>
         </w:tc>
+        <w:tc>
+          <w:tcPr>
+            <w:tcW w:type="dxa" w:w="1134"/>
+          </w:tcPr>
+          <w:p>
+            <w:pPr>
+              <w:spacing w:after="20"/>
+            </w:pPr>
+            <w:r/>
+            <w:r>
+              <w:rPr>
+                <w:b w:val="0"/>
+                <w:color w:val="131B2E"/>
+                <w:sz w:val="16"/>
+              </w:rPr>
+              <w:t>PLANIFICADA</w:t>
+            </w:r>
+          </w:p>
+        </w:tc>
       </w:tr>
       <w:tr>
         <w:tc>
           <w:tcPr>
-            <w:tcW w:type="dxa" w:w="737"/>
+            <w:tcW w:type="dxa" w:w="567"/>
             <w:shd w:val="clear" w:fill="EEF3FA"/>
           </w:tcPr>
           <w:p>
@@ -2489,7 +2689,7 @@
         </w:tc>
         <w:tc>
           <w:tcPr>
-            <w:tcW w:type="dxa" w:w="1587"/>
+            <w:tcW w:type="dxa" w:w="1304"/>
             <w:shd w:val="clear" w:fill="EEF3FA"/>
           </w:tcPr>
           <w:p>
@@ -2509,7 +2709,7 @@
         </w:tc>
         <w:tc>
           <w:tcPr>
-            <w:tcW w:type="dxa" w:w="3742"/>
+            <w:tcW w:type="dxa" w:w="3288"/>
             <w:shd w:val="clear" w:fill="EEF3FA"/>
           </w:tcPr>
           <w:p>
@@ -2529,7 +2729,7 @@
         </w:tc>
         <w:tc>
           <w:tcPr>
-            <w:tcW w:type="dxa" w:w="3798"/>
+            <w:tcW w:type="dxa" w:w="3061"/>
             <w:shd w:val="clear" w:fill="EEF3FA"/>
           </w:tcPr>
           <w:p>
@@ -2544,6 +2744,26 @@
                 <w:sz w:val="16"/>
               </w:rPr>
               <w:t>Sección de validación y limitaciones</w:t>
+            </w:r>
+          </w:p>
+        </w:tc>
+        <w:tc>
+          <w:tcPr>
+            <w:tcW w:type="dxa" w:w="1134"/>
+            <w:shd w:val="clear" w:fill="EEF3FA"/>
+          </w:tcPr>
+          <w:p>
+            <w:pPr>
+              <w:spacing w:after="20"/>
+            </w:pPr>
+            <w:r/>
+            <w:r>
+              <w:rPr>
+                <w:b w:val="0"/>
+                <w:color w:val="131B2E"/>
+                <w:sz w:val="16"/>
+              </w:rPr>
+              <w:t>PLANIFICADA</w:t>
             </w:r>
           </w:p>
         </w:tc>
@@ -2603,7 +2823,7 @@
           <w:color w:val="131B2E"/>
           <w:sz w:val="18"/>
         </w:rPr>
-        <w:t>falso positivo operativo de 23–26 %</w:t>
+        <w:t>falso positivo operativo</w:t>
       </w:r>
       <w:r>
         <w:rPr>
@@ -2612,7 +2832,7 @@
           <w:color w:val="131B2E"/>
           <w:sz w:val="18"/>
         </w:rPr>
-        <w:t xml:space="preserve"> sobre tráfico legítimo pesado exige recalibrar con ese tráfico como normalidad y repetir la validación: semanas. La </w:t>
+        <w:t xml:space="preserve"> sobre tráfico legítimo pesado fue 25,81 % (16/62) en el pase 1 y 22,97 % (17/74) en el pase 2; el rango aproximado 23–26 % resume ambos pases. Exige recalibrar con ese tráfico como normalidad y repetir la validación: semanas. La </w:t>
       </w:r>
       <w:r>
         <w:rPr>

--- a/docs/entregables/07-plan-de-validacion/Plan-de-validacion-de-resultados.docx
+++ b/docs/entregables/07-plan-de-validacion/Plan-de-validacion-de-resultados.docx
@@ -119,14 +119,6 @@
       </w:pPr>
       <w:r>
         <w:rPr>
-          <w:b w:val="0"/>
-          <w:i w:val="0"/>
-          <w:color w:val="5B6B8C"/>
-          <w:sz w:val="16"/>
-        </w:rPr>
-      </w:r>
-      <w:r>
-        <w:rPr>
           <w:b/>
           <w:i w:val="0"/>
           <w:color w:val="5B6B8C"/>
@@ -141,7 +133,26 @@
           <w:color w:val="5B6B8C"/>
           <w:sz w:val="16"/>
         </w:rPr>
-        <w:t xml:space="preserve"> Plan prospectivo; el informe de validaciones ya ejecutadas es `02-validacion-y-confiabilidad/`.</w:t>
+        <w:t xml:space="preserve"> Plan prospectivo; el informe de validaciones ya ejecutadas es </w:t>
+      </w:r>
+      <w:r>
+        <w:rPr>
+          <w:rFonts w:ascii="Consolas" w:hAnsi="Consolas"/>
+          <w:b w:val="0"/>
+          <w:i w:val="0"/>
+          <w:color w:val="5B6B8C"/>
+          <w:sz w:val="16"/>
+        </w:rPr>
+        <w:t>02-validacion-y-confiabilidad/</w:t>
+      </w:r>
+      <w:r>
+        <w:rPr>
+          <w:b w:val="0"/>
+          <w:i w:val="0"/>
+          <w:color w:val="5B6B8C"/>
+          <w:sz w:val="16"/>
+        </w:rPr>
+        <w:t>.</w:t>
       </w:r>
     </w:p>
     <w:p>
@@ -312,14 +323,8 @@
             <w:r/>
             <w:r>
               <w:rPr>
-                <w:b w:val="0"/>
-                <w:color w:val="131B2E"/>
-                <w:sz w:val="16"/>
-              </w:rPr>
-            </w:r>
-            <w:r>
-              <w:rPr>
                 <w:b/>
+                <w:i w:val="0"/>
                 <w:color w:val="131B2E"/>
                 <w:sz w:val="16"/>
               </w:rPr>
@@ -328,6 +333,7 @@
             <w:r>
               <w:rPr>
                 <w:b w:val="0"/>
+                <w:i w:val="0"/>
                 <w:color w:val="131B2E"/>
                 <w:sz w:val="16"/>
               </w:rPr>
@@ -348,6 +354,7 @@
             <w:r>
               <w:rPr>
                 <w:b w:val="0"/>
+                <w:i w:val="0"/>
                 <w:color w:val="131B2E"/>
                 <w:sz w:val="16"/>
               </w:rPr>
@@ -368,6 +375,7 @@
             <w:r>
               <w:rPr>
                 <w:b w:val="0"/>
+                <w:i w:val="0"/>
                 <w:color w:val="131B2E"/>
                 <w:sz w:val="16"/>
               </w:rPr>
@@ -376,6 +384,7 @@
             <w:r>
               <w:rPr>
                 <w:b/>
+                <w:i w:val="0"/>
                 <w:color w:val="131B2E"/>
                 <w:sz w:val="16"/>
               </w:rPr>
@@ -384,6 +393,7 @@
             <w:r>
               <w:rPr>
                 <w:b w:val="0"/>
+                <w:i w:val="0"/>
                 <w:color w:val="131B2E"/>
                 <w:sz w:val="16"/>
               </w:rPr>
@@ -404,14 +414,8 @@
             <w:r/>
             <w:r>
               <w:rPr>
-                <w:b w:val="0"/>
-                <w:color w:val="131B2E"/>
-                <w:sz w:val="16"/>
-              </w:rPr>
-            </w:r>
-            <w:r>
-              <w:rPr>
                 <w:b/>
+                <w:i w:val="0"/>
                 <w:color w:val="131B2E"/>
                 <w:sz w:val="16"/>
               </w:rPr>
@@ -420,6 +424,7 @@
             <w:r>
               <w:rPr>
                 <w:b w:val="0"/>
+                <w:i w:val="0"/>
                 <w:color w:val="131B2E"/>
                 <w:sz w:val="16"/>
               </w:rPr>
@@ -439,6 +444,7 @@
             <w:r>
               <w:rPr>
                 <w:b w:val="0"/>
+                <w:i w:val="0"/>
                 <w:color w:val="131B2E"/>
                 <w:sz w:val="16"/>
               </w:rPr>
@@ -457,14 +463,8 @@
             <w:r/>
             <w:r>
               <w:rPr>
-                <w:b w:val="0"/>
-                <w:color w:val="131B2E"/>
-                <w:sz w:val="16"/>
-              </w:rPr>
-            </w:r>
-            <w:r>
-              <w:rPr>
                 <w:b/>
+                <w:i w:val="0"/>
                 <w:color w:val="131B2E"/>
                 <w:sz w:val="16"/>
               </w:rPr>
@@ -473,6 +473,7 @@
             <w:r>
               <w:rPr>
                 <w:b w:val="0"/>
+                <w:i w:val="0"/>
                 <w:color w:val="131B2E"/>
                 <w:sz w:val="16"/>
               </w:rPr>
@@ -494,25 +495,12 @@
             <w:r/>
             <w:r>
               <w:rPr>
-                <w:b w:val="0"/>
-                <w:color w:val="131B2E"/>
-                <w:sz w:val="16"/>
-              </w:rPr>
-            </w:r>
-            <w:r>
-              <w:rPr>
                 <w:b/>
+                <w:i w:val="0"/>
                 <w:color w:val="131B2E"/>
                 <w:sz w:val="16"/>
               </w:rPr>
               <w:t>Validación cruzada agrupada por episodio</w:t>
-            </w:r>
-            <w:r>
-              <w:rPr>
-                <w:b w:val="0"/>
-                <w:color w:val="131B2E"/>
-                <w:sz w:val="16"/>
-              </w:rPr>
             </w:r>
           </w:p>
         </w:tc>
@@ -529,6 +517,7 @@
             <w:r>
               <w:rPr>
                 <w:b w:val="0"/>
+                <w:i w:val="0"/>
                 <w:color w:val="131B2E"/>
                 <w:sz w:val="16"/>
               </w:rPr>
@@ -549,6 +538,7 @@
             <w:r>
               <w:rPr>
                 <w:b w:val="0"/>
+                <w:i w:val="0"/>
                 <w:color w:val="131B2E"/>
                 <w:sz w:val="16"/>
               </w:rPr>
@@ -557,6 +547,7 @@
             <w:r>
               <w:rPr>
                 <w:b/>
+                <w:i w:val="0"/>
                 <w:color w:val="131B2E"/>
                 <w:sz w:val="16"/>
               </w:rPr>
@@ -565,6 +556,7 @@
             <w:r>
               <w:rPr>
                 <w:b w:val="0"/>
+                <w:i w:val="0"/>
                 <w:color w:val="131B2E"/>
                 <w:sz w:val="16"/>
               </w:rPr>
@@ -585,14 +577,8 @@
             <w:r/>
             <w:r>
               <w:rPr>
-                <w:b w:val="0"/>
-                <w:color w:val="131B2E"/>
-                <w:sz w:val="16"/>
-              </w:rPr>
-            </w:r>
-            <w:r>
-              <w:rPr>
                 <w:b/>
+                <w:i w:val="0"/>
                 <w:color w:val="131B2E"/>
                 <w:sz w:val="16"/>
               </w:rPr>
@@ -601,6 +587,7 @@
             <w:r>
               <w:rPr>
                 <w:b w:val="0"/>
+                <w:i w:val="0"/>
                 <w:color w:val="131B2E"/>
                 <w:sz w:val="16"/>
               </w:rPr>
@@ -620,6 +607,7 @@
             <w:r>
               <w:rPr>
                 <w:b w:val="0"/>
+                <w:i w:val="0"/>
                 <w:color w:val="131B2E"/>
                 <w:sz w:val="16"/>
               </w:rPr>
@@ -638,14 +626,8 @@
             <w:r/>
             <w:r>
               <w:rPr>
-                <w:b w:val="0"/>
-                <w:color w:val="131B2E"/>
-                <w:sz w:val="16"/>
-              </w:rPr>
-            </w:r>
-            <w:r>
-              <w:rPr>
                 <w:b/>
+                <w:i w:val="0"/>
                 <w:color w:val="131B2E"/>
                 <w:sz w:val="16"/>
               </w:rPr>
@@ -654,6 +636,7 @@
             <w:r>
               <w:rPr>
                 <w:b w:val="0"/>
+                <w:i w:val="0"/>
                 <w:color w:val="131B2E"/>
                 <w:sz w:val="16"/>
               </w:rPr>
@@ -675,25 +658,12 @@
             <w:r/>
             <w:r>
               <w:rPr>
-                <w:b w:val="0"/>
-                <w:color w:val="131B2E"/>
-                <w:sz w:val="16"/>
-              </w:rPr>
-            </w:r>
-            <w:r>
-              <w:rPr>
                 <w:b/>
+                <w:i w:val="0"/>
                 <w:color w:val="131B2E"/>
                 <w:sz w:val="16"/>
               </w:rPr>
               <w:t>Determinismo</w:t>
-            </w:r>
-            <w:r>
-              <w:rPr>
-                <w:b w:val="0"/>
-                <w:color w:val="131B2E"/>
-                <w:sz w:val="16"/>
-              </w:rPr>
             </w:r>
           </w:p>
         </w:tc>
@@ -710,6 +680,7 @@
             <w:r>
               <w:rPr>
                 <w:b w:val="0"/>
+                <w:i w:val="0"/>
                 <w:color w:val="131B2E"/>
                 <w:sz w:val="16"/>
               </w:rPr>
@@ -729,14 +700,8 @@
             <w:r/>
             <w:r>
               <w:rPr>
-                <w:b w:val="0"/>
-                <w:color w:val="131B2E"/>
-                <w:sz w:val="16"/>
-              </w:rPr>
-            </w:r>
-            <w:r>
-              <w:rPr>
                 <w:b/>
+                <w:i w:val="0"/>
                 <w:color w:val="131B2E"/>
                 <w:sz w:val="16"/>
               </w:rPr>
@@ -745,6 +710,7 @@
             <w:r>
               <w:rPr>
                 <w:b w:val="0"/>
+                <w:i w:val="0"/>
                 <w:color w:val="131B2E"/>
                 <w:sz w:val="16"/>
               </w:rPr>
@@ -873,6 +839,7 @@
             <w:r>
               <w:rPr>
                 <w:b w:val="0"/>
+                <w:i w:val="0"/>
                 <w:color w:val="131B2E"/>
                 <w:sz w:val="16"/>
               </w:rPr>
@@ -893,6 +860,7 @@
             <w:r>
               <w:rPr>
                 <w:b w:val="0"/>
+                <w:i w:val="0"/>
                 <w:color w:val="131B2E"/>
                 <w:sz w:val="16"/>
               </w:rPr>
@@ -901,17 +869,11 @@
             <w:r>
               <w:rPr>
                 <w:b/>
+                <w:i w:val="0"/>
                 <w:color w:val="131B2E"/>
                 <w:sz w:val="16"/>
               </w:rPr>
               <w:t>MIT</w:t>
-            </w:r>
-            <w:r>
-              <w:rPr>
-                <w:b w:val="0"/>
-                <w:color w:val="131B2E"/>
-                <w:sz w:val="16"/>
-              </w:rPr>
             </w:r>
           </w:p>
         </w:tc>
@@ -928,6 +890,7 @@
             <w:r>
               <w:rPr>
                 <w:b w:val="0"/>
+                <w:i w:val="0"/>
                 <w:color w:val="131B2E"/>
                 <w:sz w:val="16"/>
               </w:rPr>
@@ -949,6 +912,7 @@
             <w:r>
               <w:rPr>
                 <w:b w:val="0"/>
+                <w:i w:val="0"/>
                 <w:color w:val="131B2E"/>
                 <w:sz w:val="16"/>
               </w:rPr>
@@ -957,17 +921,11 @@
             <w:r>
               <w:rPr>
                 <w:b/>
+                <w:i w:val="0"/>
                 <w:color w:val="131B2E"/>
                 <w:sz w:val="16"/>
               </w:rPr>
               <w:t>los 7 modelos candidatos</w:t>
-            </w:r>
-            <w:r>
-              <w:rPr>
-                <w:b w:val="0"/>
-                <w:color w:val="131B2E"/>
-                <w:sz w:val="16"/>
-              </w:rPr>
             </w:r>
           </w:p>
         </w:tc>
@@ -983,6 +941,7 @@
             <w:r>
               <w:rPr>
                 <w:b w:val="0"/>
+                <w:i w:val="0"/>
                 <w:color w:val="131B2E"/>
                 <w:sz w:val="16"/>
               </w:rPr>
@@ -991,17 +950,11 @@
             <w:r>
               <w:rPr>
                 <w:b/>
+                <w:i w:val="0"/>
                 <w:color w:val="131B2E"/>
                 <w:sz w:val="16"/>
               </w:rPr>
               <w:t>CC BY 4.0</w:t>
-            </w:r>
-            <w:r>
-              <w:rPr>
-                <w:b w:val="0"/>
-                <w:color w:val="131B2E"/>
-                <w:sz w:val="16"/>
-              </w:rPr>
             </w:r>
           </w:p>
         </w:tc>
@@ -1018,6 +971,7 @@
             <w:r>
               <w:rPr>
                 <w:b w:val="0"/>
+                <w:i w:val="0"/>
                 <w:color w:val="131B2E"/>
                 <w:sz w:val="16"/>
               </w:rPr>
@@ -1040,6 +994,7 @@
             <w:r>
               <w:rPr>
                 <w:b w:val="0"/>
+                <w:i w:val="0"/>
                 <w:color w:val="131B2E"/>
                 <w:sz w:val="16"/>
               </w:rPr>
@@ -1060,6 +1015,7 @@
             <w:r>
               <w:rPr>
                 <w:b w:val="0"/>
+                <w:i w:val="0"/>
                 <w:color w:val="131B2E"/>
                 <w:sz w:val="16"/>
               </w:rPr>
@@ -1080,6 +1036,7 @@
             <w:r>
               <w:rPr>
                 <w:b w:val="0"/>
+                <w:i w:val="0"/>
                 <w:color w:val="131B2E"/>
                 <w:sz w:val="16"/>
               </w:rPr>
@@ -1101,6 +1058,7 @@
             <w:r>
               <w:rPr>
                 <w:b w:val="0"/>
+                <w:i w:val="0"/>
                 <w:color w:val="131B2E"/>
                 <w:sz w:val="16"/>
               </w:rPr>
@@ -1120,6 +1078,7 @@
             <w:r>
               <w:rPr>
                 <w:b w:val="0"/>
+                <w:i w:val="0"/>
                 <w:color w:val="131B2E"/>
                 <w:sz w:val="16"/>
               </w:rPr>
@@ -1140,6 +1099,7 @@
             <w:r>
               <w:rPr>
                 <w:b w:val="0"/>
+                <w:i w:val="0"/>
                 <w:color w:val="131B2E"/>
                 <w:sz w:val="16"/>
               </w:rPr>
@@ -1162,6 +1122,7 @@
             <w:r>
               <w:rPr>
                 <w:b w:val="0"/>
+                <w:i w:val="0"/>
                 <w:color w:val="131B2E"/>
                 <w:sz w:val="16"/>
               </w:rPr>
@@ -1182,6 +1143,7 @@
             <w:r>
               <w:rPr>
                 <w:b w:val="0"/>
+                <w:i w:val="0"/>
                 <w:color w:val="131B2E"/>
                 <w:sz w:val="16"/>
               </w:rPr>
@@ -1202,6 +1164,7 @@
             <w:r>
               <w:rPr>
                 <w:b w:val="0"/>
+                <w:i w:val="0"/>
                 <w:color w:val="131B2E"/>
                 <w:sz w:val="16"/>
               </w:rPr>
@@ -1222,25 +1185,12 @@
             <w:r/>
             <w:r>
               <w:rPr>
-                <w:b w:val="0"/>
-                <w:color w:val="131B2E"/>
-                <w:sz w:val="16"/>
-              </w:rPr>
-            </w:r>
-            <w:r>
-              <w:rPr>
                 <w:b/>
+                <w:i w:val="0"/>
                 <w:color w:val="131B2E"/>
                 <w:sz w:val="16"/>
               </w:rPr>
               <w:t>Depósito citable con DOI</w:t>
-            </w:r>
-            <w:r>
-              <w:rPr>
-                <w:b w:val="0"/>
-                <w:color w:val="131B2E"/>
-                <w:sz w:val="16"/>
-              </w:rPr>
             </w:r>
           </w:p>
         </w:tc>
@@ -1256,6 +1206,7 @@
             <w:r>
               <w:rPr>
                 <w:b w:val="0"/>
+                <w:i w:val="0"/>
                 <w:color w:val="131B2E"/>
                 <w:sz w:val="16"/>
               </w:rPr>
@@ -1275,6 +1226,7 @@
             <w:r>
               <w:rPr>
                 <w:b w:val="0"/>
+                <w:i w:val="0"/>
                 <w:color w:val="131B2E"/>
                 <w:sz w:val="16"/>
               </w:rPr>
@@ -1296,25 +1248,12 @@
             <w:r/>
             <w:r>
               <w:rPr>
-                <w:b w:val="0"/>
-                <w:color w:val="131B2E"/>
-                <w:sz w:val="16"/>
-              </w:rPr>
-            </w:r>
-            <w:r>
-              <w:rPr>
                 <w:b/>
+                <w:i w:val="0"/>
                 <w:color w:val="131B2E"/>
                 <w:sz w:val="16"/>
               </w:rPr>
               <w:t>Semillas y determinismo como protocolo</w:t>
-            </w:r>
-            <w:r>
-              <w:rPr>
-                <w:b w:val="0"/>
-                <w:color w:val="131B2E"/>
-                <w:sz w:val="16"/>
-              </w:rPr>
             </w:r>
           </w:p>
         </w:tc>
@@ -1331,6 +1270,7 @@
             <w:r>
               <w:rPr>
                 <w:b w:val="0"/>
+                <w:i w:val="0"/>
                 <w:color w:val="131B2E"/>
                 <w:sz w:val="16"/>
               </w:rPr>
@@ -1351,6 +1291,7 @@
             <w:r>
               <w:rPr>
                 <w:b w:val="0"/>
+                <w:i w:val="0"/>
                 <w:color w:val="131B2E"/>
                 <w:sz w:val="16"/>
               </w:rPr>
@@ -1370,14 +1311,6 @@
         <w:spacing w:after="100"/>
         <w:jc w:val="both"/>
       </w:pPr>
-      <w:r>
-        <w:rPr>
-          <w:b w:val="0"/>
-          <w:i w:val="0"/>
-          <w:color w:val="131B2E"/>
-          <w:sz w:val="18"/>
-        </w:rPr>
-      </w:r>
       <w:r>
         <w:rPr>
           <w:b/>
@@ -1547,25 +1480,12 @@
             <w:r/>
             <w:r>
               <w:rPr>
-                <w:b w:val="0"/>
-                <w:color w:val="131B2E"/>
-                <w:sz w:val="16"/>
-              </w:rPr>
-            </w:r>
-            <w:r>
-              <w:rPr>
                 <w:b/>
+                <w:i w:val="0"/>
                 <w:color w:val="131B2E"/>
                 <w:sz w:val="16"/>
               </w:rPr>
               <w:t>Prueba de usabilidad</w:t>
-            </w:r>
-            <w:r>
-              <w:rPr>
-                <w:b w:val="0"/>
-                <w:color w:val="131B2E"/>
-                <w:sz w:val="16"/>
-              </w:rPr>
             </w:r>
           </w:p>
         </w:tc>
@@ -1582,6 +1502,7 @@
             <w:r>
               <w:rPr>
                 <w:b w:val="0"/>
+                <w:i w:val="0"/>
                 <w:color w:val="131B2E"/>
                 <w:sz w:val="16"/>
               </w:rPr>
@@ -1590,6 +1511,7 @@
             <w:r>
               <w:rPr>
                 <w:b/>
+                <w:i w:val="0"/>
                 <w:color w:val="131B2E"/>
                 <w:sz w:val="16"/>
               </w:rPr>
@@ -1598,6 +1520,7 @@
             <w:r>
               <w:rPr>
                 <w:b w:val="0"/>
+                <w:i w:val="0"/>
                 <w:color w:val="131B2E"/>
                 <w:sz w:val="16"/>
               </w:rPr>
@@ -1617,14 +1540,8 @@
             <w:r/>
             <w:r>
               <w:rPr>
-                <w:b w:val="0"/>
-                <w:color w:val="131B2E"/>
-                <w:sz w:val="16"/>
-              </w:rPr>
-            </w:r>
-            <w:r>
-              <w:rPr>
                 <w:b/>
+                <w:i w:val="0"/>
                 <w:color w:val="131B2E"/>
                 <w:sz w:val="16"/>
               </w:rPr>
@@ -1633,6 +1550,7 @@
             <w:r>
               <w:rPr>
                 <w:b w:val="0"/>
+                <w:i w:val="0"/>
                 <w:color w:val="131B2E"/>
                 <w:sz w:val="16"/>
               </w:rPr>
@@ -1653,25 +1571,12 @@
             <w:r/>
             <w:r>
               <w:rPr>
-                <w:b w:val="0"/>
-                <w:color w:val="131B2E"/>
-                <w:sz w:val="16"/>
-              </w:rPr>
-            </w:r>
-            <w:r>
-              <w:rPr>
                 <w:b/>
+                <w:i w:val="0"/>
                 <w:color w:val="131B2E"/>
                 <w:sz w:val="16"/>
               </w:rPr>
               <w:t>Tareas observadas</w:t>
-            </w:r>
-            <w:r>
-              <w:rPr>
-                <w:b w:val="0"/>
-                <w:color w:val="131B2E"/>
-                <w:sz w:val="16"/>
-              </w:rPr>
             </w:r>
           </w:p>
         </w:tc>
@@ -1687,6 +1592,7 @@
             <w:r>
               <w:rPr>
                 <w:b w:val="0"/>
+                <w:i w:val="0"/>
                 <w:color w:val="131B2E"/>
                 <w:sz w:val="16"/>
               </w:rPr>
@@ -1705,14 +1611,8 @@
             <w:r/>
             <w:r>
               <w:rPr>
-                <w:b w:val="0"/>
-                <w:color w:val="131B2E"/>
-                <w:sz w:val="16"/>
-              </w:rPr>
-            </w:r>
-            <w:r>
-              <w:rPr>
                 <w:b/>
+                <w:i w:val="0"/>
                 <w:color w:val="131B2E"/>
                 <w:sz w:val="16"/>
               </w:rPr>
@@ -1721,6 +1621,7 @@
             <w:r>
               <w:rPr>
                 <w:b w:val="0"/>
+                <w:i w:val="0"/>
                 <w:color w:val="131B2E"/>
                 <w:sz w:val="16"/>
               </w:rPr>
@@ -1742,25 +1643,12 @@
             <w:r/>
             <w:r>
               <w:rPr>
-                <w:b w:val="0"/>
-                <w:color w:val="131B2E"/>
-                <w:sz w:val="16"/>
-              </w:rPr>
-            </w:r>
-            <w:r>
-              <w:rPr>
                 <w:b/>
+                <w:i w:val="0"/>
                 <w:color w:val="131B2E"/>
                 <w:sz w:val="16"/>
               </w:rPr>
               <w:t>Entrevista semiestructurada</w:t>
-            </w:r>
-            <w:r>
-              <w:rPr>
-                <w:b w:val="0"/>
-                <w:color w:val="131B2E"/>
-                <w:sz w:val="16"/>
-              </w:rPr>
             </w:r>
           </w:p>
         </w:tc>
@@ -1777,6 +1665,7 @@
             <w:r>
               <w:rPr>
                 <w:b w:val="0"/>
+                <w:i w:val="0"/>
                 <w:color w:val="131B2E"/>
                 <w:sz w:val="16"/>
               </w:rPr>
@@ -1797,6 +1686,7 @@
             <w:r>
               <w:rPr>
                 <w:b w:val="0"/>
+                <w:i w:val="0"/>
                 <w:color w:val="131B2E"/>
                 <w:sz w:val="16"/>
               </w:rPr>
@@ -1817,25 +1707,12 @@
             <w:r/>
             <w:r>
               <w:rPr>
-                <w:b w:val="0"/>
-                <w:color w:val="131B2E"/>
-                <w:sz w:val="16"/>
-              </w:rPr>
-            </w:r>
-            <w:r>
-              <w:rPr>
                 <w:b/>
+                <w:i w:val="0"/>
                 <w:color w:val="131B2E"/>
                 <w:sz w:val="16"/>
               </w:rPr>
               <w:t>Trazabilidad de requisitos</w:t>
-            </w:r>
-            <w:r>
-              <w:rPr>
-                <w:b w:val="0"/>
-                <w:color w:val="131B2E"/>
-                <w:sz w:val="16"/>
-              </w:rPr>
             </w:r>
           </w:p>
         </w:tc>
@@ -1851,6 +1728,7 @@
             <w:r>
               <w:rPr>
                 <w:b w:val="0"/>
+                <w:i w:val="0"/>
                 <w:color w:val="131B2E"/>
                 <w:sz w:val="16"/>
               </w:rPr>
@@ -1869,14 +1747,8 @@
             <w:r/>
             <w:r>
               <w:rPr>
-                <w:b w:val="0"/>
-                <w:color w:val="131B2E"/>
-                <w:sz w:val="16"/>
-              </w:rPr>
-            </w:r>
-            <w:r>
-              <w:rPr>
                 <w:b/>
+                <w:i w:val="0"/>
                 <w:color w:val="131B2E"/>
                 <w:sz w:val="16"/>
               </w:rPr>
@@ -1885,6 +1757,7 @@
             <w:r>
               <w:rPr>
                 <w:b w:val="0"/>
+                <w:i w:val="0"/>
                 <w:color w:val="131B2E"/>
                 <w:sz w:val="16"/>
               </w:rPr>
@@ -2083,6 +1956,7 @@
             <w:r>
               <w:rPr>
                 <w:b w:val="0"/>
+                <w:i w:val="0"/>
                 <w:color w:val="131B2E"/>
                 <w:sz w:val="16"/>
               </w:rPr>
@@ -2103,6 +1977,7 @@
             <w:r>
               <w:rPr>
                 <w:b w:val="0"/>
+                <w:i w:val="0"/>
                 <w:color w:val="131B2E"/>
                 <w:sz w:val="16"/>
               </w:rPr>
@@ -2123,6 +1998,7 @@
             <w:r>
               <w:rPr>
                 <w:b w:val="0"/>
+                <w:i w:val="0"/>
                 <w:color w:val="131B2E"/>
                 <w:sz w:val="16"/>
               </w:rPr>
@@ -2143,6 +2019,7 @@
             <w:r>
               <w:rPr>
                 <w:b w:val="0"/>
+                <w:i w:val="0"/>
                 <w:color w:val="131B2E"/>
                 <w:sz w:val="16"/>
               </w:rPr>
@@ -2163,6 +2040,7 @@
             <w:r>
               <w:rPr>
                 <w:b w:val="0"/>
+                <w:i w:val="0"/>
                 <w:color w:val="131B2E"/>
                 <w:sz w:val="16"/>
               </w:rPr>
@@ -2184,6 +2062,7 @@
             <w:r>
               <w:rPr>
                 <w:b w:val="0"/>
+                <w:i w:val="0"/>
                 <w:color w:val="131B2E"/>
                 <w:sz w:val="16"/>
               </w:rPr>
@@ -2203,6 +2082,7 @@
             <w:r>
               <w:rPr>
                 <w:b w:val="0"/>
+                <w:i w:val="0"/>
                 <w:color w:val="131B2E"/>
                 <w:sz w:val="16"/>
               </w:rPr>
@@ -2222,6 +2102,7 @@
             <w:r>
               <w:rPr>
                 <w:b w:val="0"/>
+                <w:i w:val="0"/>
                 <w:color w:val="131B2E"/>
                 <w:sz w:val="16"/>
               </w:rPr>
@@ -2241,6 +2122,7 @@
             <w:r>
               <w:rPr>
                 <w:b w:val="0"/>
+                <w:i w:val="0"/>
                 <w:color w:val="131B2E"/>
                 <w:sz w:val="16"/>
               </w:rPr>
@@ -2260,6 +2142,7 @@
             <w:r>
               <w:rPr>
                 <w:b w:val="0"/>
+                <w:i w:val="0"/>
                 <w:color w:val="131B2E"/>
                 <w:sz w:val="16"/>
               </w:rPr>
@@ -2282,6 +2165,7 @@
             <w:r>
               <w:rPr>
                 <w:b w:val="0"/>
+                <w:i w:val="0"/>
                 <w:color w:val="131B2E"/>
                 <w:sz w:val="16"/>
               </w:rPr>
@@ -2302,6 +2186,7 @@
             <w:r>
               <w:rPr>
                 <w:b w:val="0"/>
+                <w:i w:val="0"/>
                 <w:color w:val="131B2E"/>
                 <w:sz w:val="16"/>
               </w:rPr>
@@ -2322,6 +2207,7 @@
             <w:r>
               <w:rPr>
                 <w:b w:val="0"/>
+                <w:i w:val="0"/>
                 <w:color w:val="131B2E"/>
                 <w:sz w:val="16"/>
               </w:rPr>
@@ -2342,6 +2228,7 @@
             <w:r>
               <w:rPr>
                 <w:b w:val="0"/>
+                <w:i w:val="0"/>
                 <w:color w:val="131B2E"/>
                 <w:sz w:val="16"/>
               </w:rPr>
@@ -2362,6 +2249,7 @@
             <w:r>
               <w:rPr>
                 <w:b w:val="0"/>
+                <w:i w:val="0"/>
                 <w:color w:val="131B2E"/>
                 <w:sz w:val="16"/>
               </w:rPr>
@@ -2383,6 +2271,7 @@
             <w:r>
               <w:rPr>
                 <w:b w:val="0"/>
+                <w:i w:val="0"/>
                 <w:color w:val="131B2E"/>
                 <w:sz w:val="16"/>
               </w:rPr>
@@ -2402,6 +2291,7 @@
             <w:r>
               <w:rPr>
                 <w:b w:val="0"/>
+                <w:i w:val="0"/>
                 <w:color w:val="131B2E"/>
                 <w:sz w:val="16"/>
               </w:rPr>
@@ -2421,6 +2311,7 @@
             <w:r>
               <w:rPr>
                 <w:b w:val="0"/>
+                <w:i w:val="0"/>
                 <w:color w:val="131B2E"/>
                 <w:sz w:val="16"/>
               </w:rPr>
@@ -2440,6 +2331,7 @@
             <w:r>
               <w:rPr>
                 <w:b w:val="0"/>
+                <w:i w:val="0"/>
                 <w:color w:val="131B2E"/>
                 <w:sz w:val="16"/>
               </w:rPr>
@@ -2459,6 +2351,7 @@
             <w:r>
               <w:rPr>
                 <w:b w:val="0"/>
+                <w:i w:val="0"/>
                 <w:color w:val="131B2E"/>
                 <w:sz w:val="16"/>
               </w:rPr>
@@ -2481,6 +2374,7 @@
             <w:r>
               <w:rPr>
                 <w:b w:val="0"/>
+                <w:i w:val="0"/>
                 <w:color w:val="131B2E"/>
                 <w:sz w:val="16"/>
               </w:rPr>
@@ -2501,6 +2395,7 @@
             <w:r>
               <w:rPr>
                 <w:b w:val="0"/>
+                <w:i w:val="0"/>
                 <w:color w:val="131B2E"/>
                 <w:sz w:val="16"/>
               </w:rPr>
@@ -2521,6 +2416,7 @@
             <w:r>
               <w:rPr>
                 <w:b w:val="0"/>
+                <w:i w:val="0"/>
                 <w:color w:val="131B2E"/>
                 <w:sz w:val="16"/>
               </w:rPr>
@@ -2541,6 +2437,7 @@
             <w:r>
               <w:rPr>
                 <w:b w:val="0"/>
+                <w:i w:val="0"/>
                 <w:color w:val="131B2E"/>
                 <w:sz w:val="16"/>
               </w:rPr>
@@ -2561,6 +2458,7 @@
             <w:r>
               <w:rPr>
                 <w:b w:val="0"/>
+                <w:i w:val="0"/>
                 <w:color w:val="131B2E"/>
                 <w:sz w:val="16"/>
               </w:rPr>
@@ -2582,6 +2480,7 @@
             <w:r>
               <w:rPr>
                 <w:b w:val="0"/>
+                <w:i w:val="0"/>
                 <w:color w:val="131B2E"/>
                 <w:sz w:val="16"/>
               </w:rPr>
@@ -2601,6 +2500,7 @@
             <w:r>
               <w:rPr>
                 <w:b w:val="0"/>
+                <w:i w:val="0"/>
                 <w:color w:val="131B2E"/>
                 <w:sz w:val="16"/>
               </w:rPr>
@@ -2620,6 +2520,7 @@
             <w:r>
               <w:rPr>
                 <w:b w:val="0"/>
+                <w:i w:val="0"/>
                 <w:color w:val="131B2E"/>
                 <w:sz w:val="16"/>
               </w:rPr>
@@ -2639,6 +2540,7 @@
             <w:r>
               <w:rPr>
                 <w:b w:val="0"/>
+                <w:i w:val="0"/>
                 <w:color w:val="131B2E"/>
                 <w:sz w:val="16"/>
               </w:rPr>
@@ -2658,6 +2560,7 @@
             <w:r>
               <w:rPr>
                 <w:b w:val="0"/>
+                <w:i w:val="0"/>
                 <w:color w:val="131B2E"/>
                 <w:sz w:val="16"/>
               </w:rPr>
@@ -2680,6 +2583,7 @@
             <w:r>
               <w:rPr>
                 <w:b w:val="0"/>
+                <w:i w:val="0"/>
                 <w:color w:val="131B2E"/>
                 <w:sz w:val="16"/>
               </w:rPr>
@@ -2700,6 +2604,7 @@
             <w:r>
               <w:rPr>
                 <w:b w:val="0"/>
+                <w:i w:val="0"/>
                 <w:color w:val="131B2E"/>
                 <w:sz w:val="16"/>
               </w:rPr>
@@ -2720,6 +2625,7 @@
             <w:r>
               <w:rPr>
                 <w:b w:val="0"/>
+                <w:i w:val="0"/>
                 <w:color w:val="131B2E"/>
                 <w:sz w:val="16"/>
               </w:rPr>
@@ -2740,6 +2646,7 @@
             <w:r>
               <w:rPr>
                 <w:b w:val="0"/>
+                <w:i w:val="0"/>
                 <w:color w:val="131B2E"/>
                 <w:sz w:val="16"/>
               </w:rPr>
@@ -2760,6 +2667,7 @@
             <w:r>
               <w:rPr>
                 <w:b w:val="0"/>
+                <w:i w:val="0"/>
                 <w:color w:val="131B2E"/>
                 <w:sz w:val="16"/>
               </w:rPr>
